--- a/00-首页/学生讲义Word/溶液与相图-超级充实版（自学完整）.docx
+++ b/00-首页/学生讲义Word/溶液与相图-超级充实版（自学完整）.docx
@@ -15215,12 +15215,27 @@
       <w:jc w:val="center"/>
     </w:pPr>
     <w:r>
+      <w:rPr>
+        <w:rFonts w:ascii="Times New Roman" w:hAnsi="Times New Roman" w:eastAsia="Times New Roman"/>
+        <w:b w:val="0"/>
+        <w:sz w:val="20"/>
+      </w:rPr>
       <w:fldChar w:fldCharType="begin"/>
     </w:r>
     <w:r>
+      <w:rPr>
+        <w:rFonts w:ascii="Times New Roman" w:hAnsi="Times New Roman" w:eastAsia="Times New Roman"/>
+        <w:b w:val="0"/>
+        <w:sz w:val="20"/>
+      </w:rPr>
       <w:instrText xml:space="preserve"> PAGE </w:instrText>
     </w:r>
     <w:r>
+      <w:rPr>
+        <w:rFonts w:ascii="Times New Roman" w:hAnsi="Times New Roman" w:eastAsia="Times New Roman"/>
+        <w:b w:val="0"/>
+        <w:sz w:val="20"/>
+      </w:rPr>
       <w:fldChar w:fldCharType="end"/>
     </w:r>
   </w:p>

--- a/00-首页/学生讲义Word/溶液与相图-超级充实版（自学完整）.docx
+++ b/00-首页/学生讲义Word/溶液与相图-超级充实版（自学完整）.docx
@@ -36341,39 +36341,246 @@
         </w:rPr>
         <w:t>，</w:t>
       </w:r>
-      <w:r>
-        <w:rPr>
-          <w:rStyle w:val="VerbatimChar"/>
-          <w:rFonts w:ascii="Times New Roman" w:hAnsi="Times New Roman" w:eastAsia="Times New Roman" w:cs="Times New Roman"/>
-        </w:rPr>
-        <w:t xml:space="preserve">V_{\mathrm{CCl_4}} = 100 mL</w:t>
-      </w:r>
+      <m:oMath>
+        <m:oMathPr>
+          <m:ctrlPr>
+            <w:rPr>
+              <w:sz w:val="28"/>
+              <w:szCs w:val="28"/>
+            </w:rPr>
+          </m:ctrlPr>
+        </m:oMathPr>
+        <m:sSub>
+          <m:e>
+            <m:r>
+              <m:t>V</m:t>
+            </m:r>
+          </m:e>
+          <m:sub>
+            <m:r>
+              <m:rPr>
+                <m:sty m:val="p"/>
+              </m:rPr>
+              <m:t>C</m:t>
+            </m:r>
+            <m:r>
+              <m:rPr>
+                <m:sty m:val="p"/>
+              </m:rPr>
+              <m:t>C</m:t>
+            </m:r>
+            <m:sSub>
+              <m:e>
+                <m:r>
+                  <m:rPr>
+                    <m:sty m:val="p"/>
+                  </m:rPr>
+                  <m:t>l</m:t>
+                </m:r>
+              </m:e>
+              <m:sub>
+                <m:r>
+                  <m:rPr>
+                    <m:sty m:val="p"/>
+                  </m:rPr>
+                  <m:t>4</m:t>
+                </m:r>
+              </m:sub>
+            </m:sSub>
+          </m:sub>
+        </m:sSub>
+        <m:r>
+          <m:rPr>
+            <m:sty m:val="p"/>
+          </m:rPr>
+          <m:t>=</m:t>
+        </m:r>
+        <m:r>
+          <m:t>100</m:t>
+        </m:r>
+        <m:r>
+          <m:t>m</m:t>
+        </m:r>
+        <m:r>
+          <m:t>L</m:t>
+        </m:r>
+      </m:oMath>
       <w:r>
         <w:rPr>
           <w:rFonts w:hint="eastAsia" w:ascii="Times New Roman" w:hAnsi="Times New Roman" w:eastAsia="Times New Roman" w:cs="Times New Roman"/>
         </w:rPr>
         <w:t xml:space="preserve">，</w:t>
       </w:r>
-      <w:r>
-        <w:rPr>
-          <w:rStyle w:val="VerbatimChar"/>
-          <w:rFonts w:ascii="Times New Roman" w:hAnsi="Times New Roman" w:eastAsia="Times New Roman" w:cs="Times New Roman"/>
-        </w:rPr>
-        <w:t xml:space="preserve">V_{\mathrm{H_2O}} = 50 mL</w:t>
-      </w:r>
+      <m:oMath>
+        <m:oMathPr>
+          <m:ctrlPr>
+            <w:rPr>
+              <w:sz w:val="28"/>
+              <w:szCs w:val="28"/>
+            </w:rPr>
+          </m:ctrlPr>
+        </m:oMathPr>
+        <m:sSub>
+          <m:e>
+            <m:r>
+              <m:t>V</m:t>
+            </m:r>
+          </m:e>
+          <m:sub>
+            <m:sSub>
+              <m:e>
+                <m:r>
+                  <m:rPr>
+                    <m:sty m:val="p"/>
+                  </m:rPr>
+                  <m:t>H</m:t>
+                </m:r>
+              </m:e>
+              <m:sub>
+                <m:r>
+                  <m:rPr>
+                    <m:sty m:val="p"/>
+                  </m:rPr>
+                  <m:t>2</m:t>
+                </m:r>
+              </m:sub>
+            </m:sSub>
+            <m:r>
+              <m:rPr>
+                <m:sty m:val="p"/>
+              </m:rPr>
+              <m:t>O</m:t>
+            </m:r>
+          </m:sub>
+        </m:sSub>
+        <m:r>
+          <m:rPr>
+            <m:sty m:val="p"/>
+          </m:rPr>
+          <m:t>=</m:t>
+        </m:r>
+        <m:r>
+          <m:t>50</m:t>
+        </m:r>
+        <m:r>
+          <m:t>m</m:t>
+        </m:r>
+        <m:r>
+          <m:t>L</m:t>
+        </m:r>
+      </m:oMath>
       <w:r>
         <w:rPr>
           <w:rFonts w:hint="eastAsia" w:ascii="Times New Roman" w:hAnsi="Times New Roman" w:eastAsia="Times New Roman" w:cs="Times New Roman"/>
         </w:rPr>
         <w:t xml:space="preserve">，</w:t>
       </w:r>
-      <w:r>
-        <w:rPr>
-          <w:rStyle w:val="VerbatimChar"/>
-          <w:rFonts w:ascii="Times New Roman" w:hAnsi="Times New Roman" w:eastAsia="Times New Roman" w:cs="Times New Roman"/>
-        </w:rPr>
-        <w:t xml:space="preserve">K = c_{\mathrm{CCl_4}}/c_{\mathrm{H_2O}} = 12</w:t>
-      </w:r>
+      <m:oMath>
+        <m:oMathPr>
+          <m:ctrlPr>
+            <w:rPr>
+              <w:sz w:val="28"/>
+              <w:szCs w:val="28"/>
+            </w:rPr>
+          </m:ctrlPr>
+        </m:oMathPr>
+        <m:r>
+          <m:t>K</m:t>
+        </m:r>
+        <m:r>
+          <m:rPr>
+            <m:sty m:val="p"/>
+          </m:rPr>
+          <m:t>=</m:t>
+        </m:r>
+        <m:sSub>
+          <m:e>
+            <m:r>
+              <m:t>c</m:t>
+            </m:r>
+          </m:e>
+          <m:sub>
+            <m:r>
+              <m:rPr>
+                <m:sty m:val="p"/>
+              </m:rPr>
+              <m:t>C</m:t>
+            </m:r>
+            <m:r>
+              <m:rPr>
+                <m:sty m:val="p"/>
+              </m:rPr>
+              <m:t>C</m:t>
+            </m:r>
+            <m:sSub>
+              <m:e>
+                <m:r>
+                  <m:rPr>
+                    <m:sty m:val="p"/>
+                  </m:rPr>
+                  <m:t>l</m:t>
+                </m:r>
+              </m:e>
+              <m:sub>
+                <m:r>
+                  <m:rPr>
+                    <m:sty m:val="p"/>
+                  </m:rPr>
+                  <m:t>4</m:t>
+                </m:r>
+              </m:sub>
+            </m:sSub>
+          </m:sub>
+        </m:sSub>
+        <m:r>
+          <m:rPr>
+            <m:sty m:val="p"/>
+          </m:rPr>
+          <m:t>/</m:t>
+        </m:r>
+        <m:sSub>
+          <m:e>
+            <m:r>
+              <m:t>c</m:t>
+            </m:r>
+          </m:e>
+          <m:sub>
+            <m:sSub>
+              <m:e>
+                <m:r>
+                  <m:rPr>
+                    <m:sty m:val="p"/>
+                  </m:rPr>
+                  <m:t>H</m:t>
+                </m:r>
+              </m:e>
+              <m:sub>
+                <m:r>
+                  <m:rPr>
+                    <m:sty m:val="p"/>
+                  </m:rPr>
+                  <m:t>2</m:t>
+                </m:r>
+              </m:sub>
+            </m:sSub>
+            <m:r>
+              <m:rPr>
+                <m:sty m:val="p"/>
+              </m:rPr>
+              <m:t>O</m:t>
+            </m:r>
+          </m:sub>
+        </m:sSub>
+        <m:r>
+          <m:rPr>
+            <m:sty m:val="p"/>
+          </m:rPr>
+          <m:t>=</m:t>
+        </m:r>
+        <m:r>
+          <m:t>12</m:t>
+        </m:r>
+      </m:oMath>
       <w:r>
         <w:rPr>
           <w:rFonts w:ascii="Times New Roman" w:hAnsi="Times New Roman" w:eastAsia="Times New Roman" w:cs="Times New Roman"/>
@@ -36422,25 +36629,179 @@
         </w:rPr>
         <w:t>：</w:t>
       </w:r>
-      <w:r>
-        <w:rPr>
-          <w:rFonts w:ascii="Times New Roman" w:hAnsi="Times New Roman" w:eastAsia="Times New Roman" w:cs="Times New Roman"/>
-        </w:rPr>
-        <w:t xml:space="preserve"> </w:t>
-      </w:r>
-      <w:r>
-        <w:rPr>
-          <w:rStyle w:val="VerbatimChar"/>
-          <w:rFonts w:ascii="Times New Roman" w:hAnsi="Times New Roman" w:eastAsia="Times New Roman" w:cs="Times New Roman"/>
-        </w:rPr>
-        <w:t xml:space="preserve">f = KV_{\mathrm{CCl_4}}/(KV_{\mathrm{CCl_4}} + V_{\mathrm{H_2O}})</w:t>
-      </w:r>
-      <w:r>
-        <w:rPr>
-          <w:rFonts w:ascii="Times New Roman" w:hAnsi="Times New Roman" w:eastAsia="Times New Roman" w:cs="Times New Roman"/>
-        </w:rPr>
-        <w:t xml:space="preserve"> </w:t>
-      </w:r>
+    </w:p>
+    <w:p>
+      <w:pPr>
+        <w:pStyle w:val="BodyText"/>
+      </w:pPr>
+      <m:oMathPara>
+        <m:oMathParaPr>
+          <m:jc m:val="center"/>
+          <m:ctrlPr>
+            <w:rPr>
+              <w:sz w:val="28"/>
+              <w:szCs w:val="28"/>
+            </w:rPr>
+          </m:ctrlPr>
+        </m:oMathParaPr>
+        <m:oMath>
+          <m:r>
+            <m:t>f</m:t>
+          </m:r>
+          <m:r>
+            <m:rPr>
+              <m:sty m:val="p"/>
+            </m:rPr>
+            <m:t>=</m:t>
+          </m:r>
+          <m:r>
+            <m:t>K</m:t>
+          </m:r>
+          <m:sSub>
+            <m:e>
+              <m:r>
+                <m:t>V</m:t>
+              </m:r>
+            </m:e>
+            <m:sub>
+              <m:r>
+                <m:rPr>
+                  <m:sty m:val="p"/>
+                </m:rPr>
+                <m:t>C</m:t>
+              </m:r>
+              <m:r>
+                <m:rPr>
+                  <m:sty m:val="p"/>
+                </m:rPr>
+                <m:t>C</m:t>
+              </m:r>
+              <m:sSub>
+                <m:e>
+                  <m:r>
+                    <m:rPr>
+                      <m:sty m:val="p"/>
+                    </m:rPr>
+                    <m:t>l</m:t>
+                  </m:r>
+                </m:e>
+                <m:sub>
+                  <m:r>
+                    <m:rPr>
+                      <m:sty m:val="p"/>
+                    </m:rPr>
+                    <m:t>4</m:t>
+                  </m:r>
+                </m:sub>
+              </m:sSub>
+            </m:sub>
+          </m:sSub>
+          <m:r>
+            <m:rPr>
+              <m:sty m:val="p"/>
+            </m:rPr>
+            <m:t>/</m:t>
+          </m:r>
+          <m:r>
+            <m:rPr>
+              <m:sty m:val="p"/>
+            </m:rPr>
+            <m:t>(</m:t>
+          </m:r>
+          <m:r>
+            <m:t>K</m:t>
+          </m:r>
+          <m:sSub>
+            <m:e>
+              <m:r>
+                <m:t>V</m:t>
+              </m:r>
+            </m:e>
+            <m:sub>
+              <m:r>
+                <m:rPr>
+                  <m:sty m:val="p"/>
+                </m:rPr>
+                <m:t>C</m:t>
+              </m:r>
+              <m:r>
+                <m:rPr>
+                  <m:sty m:val="p"/>
+                </m:rPr>
+                <m:t>C</m:t>
+              </m:r>
+              <m:sSub>
+                <m:e>
+                  <m:r>
+                    <m:rPr>
+                      <m:sty m:val="p"/>
+                    </m:rPr>
+                    <m:t>l</m:t>
+                  </m:r>
+                </m:e>
+                <m:sub>
+                  <m:r>
+                    <m:rPr>
+                      <m:sty m:val="p"/>
+                    </m:rPr>
+                    <m:t>4</m:t>
+                  </m:r>
+                </m:sub>
+              </m:sSub>
+            </m:sub>
+          </m:sSub>
+          <m:r>
+            <m:rPr>
+              <m:sty m:val="p"/>
+            </m:rPr>
+            <m:t>+</m:t>
+          </m:r>
+          <m:sSub>
+            <m:e>
+              <m:r>
+                <m:t>V</m:t>
+              </m:r>
+            </m:e>
+            <m:sub>
+              <m:sSub>
+                <m:e>
+                  <m:r>
+                    <m:rPr>
+                      <m:sty m:val="p"/>
+                    </m:rPr>
+                    <m:t>H</m:t>
+                  </m:r>
+                </m:e>
+                <m:sub>
+                  <m:r>
+                    <m:rPr>
+                      <m:sty m:val="p"/>
+                    </m:rPr>
+                    <m:t>2</m:t>
+                  </m:r>
+                </m:sub>
+              </m:sSub>
+              <m:r>
+                <m:rPr>
+                  <m:sty m:val="p"/>
+                </m:rPr>
+                <m:t>O</m:t>
+              </m:r>
+            </m:sub>
+          </m:sSub>
+          <m:r>
+            <m:rPr>
+              <m:sty m:val="p"/>
+            </m:rPr>
+            <m:t>)</m:t>
+          </m:r>
+        </m:oMath>
+      </m:oMathPara>
+    </w:p>
+    <w:p>
+      <w:pPr>
+        <w:pStyle w:val="FirstParagraph"/>
+      </w:pPr>
       <w:r>
         <w:rPr>
           <w:rStyle w:val="VerbatimChar"/>
